--- a/templates/uploaded/fd0acf1a3ad344ff.docx
+++ b/templates/uploaded/fd0acf1a3ad344ff.docx
@@ -12,11 +12,9 @@
       </w:pPr>
       <w:r>
         <w:rPr>
-          <w:rFonts w:hint="eastAsia"/>
-          <w:b/>
-          <w:bCs/>
-        </w:rPr>
-        <w:t>赵颖颖</w:t>
+          <w:b/>
+        </w:rPr>
+        <w:t>{{ basic_info.name | default('赵颖颖') }}</w:t>
       </w:r>
     </w:p>
     <w:p>
@@ -33,56 +31,32 @@
       </w:pPr>
       <w:r>
         <w:rPr>
+          <w:sz w:val="21"/>
+        </w:rPr>
+        <w:t>电话: {{ basic_info.phone }} | 邮箱: {{ basic_info.email }} | 现居: {{ basic_info.location }}</w:t>
+      </w:r>
+    </w:p>
+    <w:p>
+      <w:pPr>
+        <w:widowControl w:val="0"/>
+        <w:ind w:leftChars="0"/>
+        <w:jc w:val="both"/>
+        <w:rPr>
+          <w:rFonts w:hint="eastAsia" w:asciiTheme="minorHAnsi" w:hAnsiTheme="minorHAnsi" w:eastAsiaTheme="minorEastAsia" w:cstheme="minorBidi"/>
+          <w:kern w:val="2"/>
+          <w:sz w:val="21"/>
+          <w:szCs w:val="24"/>
+          <w:lang w:val="en-US" w:eastAsia="zh-CN" w:bidi="ar-SA"/>
+        </w:rPr>
+      </w:pPr>
+      <w:r>
+        <w:rPr>
           <w:rFonts w:hint="default" w:asciiTheme="minorHAnsi" w:hAnsiTheme="minorHAnsi" w:eastAsiaTheme="minorEastAsia" w:cstheme="minorBidi"/>
           <w:kern w:val="2"/>
           <w:sz w:val="21"/>
           <w:szCs w:val="24"/>
           <w:lang w:val="en-US" w:eastAsia="zh-CN" w:bidi="ar-SA"/>
         </w:rPr>
-        <w:t>(86)13141220660 |</w:t>
-      </w:r>
-      <w:r>
-        <w:rPr>
-          <w:rFonts w:hint="eastAsia" w:asciiTheme="minorHAnsi" w:hAnsiTheme="minorHAnsi" w:eastAsiaTheme="minorEastAsia" w:cstheme="minorBidi"/>
-          <w:kern w:val="2"/>
-          <w:sz w:val="21"/>
-          <w:szCs w:val="24"/>
-          <w:lang w:val="en-US" w:eastAsia="zh-CN" w:bidi="ar-SA"/>
-        </w:rPr>
-        <w:t xml:space="preserve"> </w:t>
-      </w:r>
-      <w:r>
-        <w:rPr>
-          <w:rFonts w:hint="default" w:asciiTheme="minorHAnsi" w:hAnsiTheme="minorHAnsi" w:eastAsiaTheme="minorEastAsia" w:cstheme="minorBidi"/>
-          <w:kern w:val="2"/>
-          <w:sz w:val="21"/>
-          <w:szCs w:val="24"/>
-          <w:lang w:val="en-US" w:eastAsia="zh-CN" w:bidi="ar-SA"/>
-        </w:rPr>
-        <w:t> bethz@263.net</w:t>
-      </w:r>
-    </w:p>
-    <w:p>
-      <w:pPr>
-        <w:widowControl w:val="0"/>
-        <w:ind w:leftChars="0"/>
-        <w:jc w:val="both"/>
-        <w:rPr>
-          <w:rFonts w:hint="eastAsia" w:asciiTheme="minorHAnsi" w:hAnsiTheme="minorHAnsi" w:eastAsiaTheme="minorEastAsia" w:cstheme="minorBidi"/>
-          <w:kern w:val="2"/>
-          <w:sz w:val="21"/>
-          <w:szCs w:val="24"/>
-          <w:lang w:val="en-US" w:eastAsia="zh-CN" w:bidi="ar-SA"/>
-        </w:rPr>
-      </w:pPr>
-      <w:r>
-        <w:rPr>
-          <w:rFonts w:hint="default" w:asciiTheme="minorHAnsi" w:hAnsiTheme="minorHAnsi" w:eastAsiaTheme="minorEastAsia" w:cstheme="minorBidi"/>
-          <w:kern w:val="2"/>
-          <w:sz w:val="21"/>
-          <w:szCs w:val="24"/>
-          <w:lang w:val="en-US" w:eastAsia="zh-CN" w:bidi="ar-SA"/>
-        </w:rPr>
         <w:t>武汉大学 计算机软件与理论硕士 | 中国石油大学（华东） 计算机应用、英语双学士</w:t>
       </w:r>
     </w:p>
@@ -293,25 +267,9 @@
     <w:p>
       <w:r>
         <w:rPr>
-          <w:rFonts w:hint="default"/>
-          <w:b/>
-          <w:bCs/>
-        </w:rPr>
-        <w:t>赛仕软件研究开发（北京）有限公司</w:t>
-      </w:r>
-      <w:r>
-        <w:rPr>
-          <w:rFonts w:hint="default"/>
-          <w:b/>
-          <w:bCs/>
-        </w:rPr>
-        <w:br w:type="textWrapping"/>
-      </w:r>
-      <w:r>
-        <w:rPr>
-          <w:rFonts w:hint="default"/>
-        </w:rPr>
-        <w:t>高级软件工程师 | 2006年3月 - 2025年12月</w:t>
+          <w:b/>
+        </w:rPr>
+        <w:t>{{ work_experience_0_time }}  {{ work_experience_0_company }}  |  {{ work_experience_0_position }}</w:t>
       </w:r>
     </w:p>
     <w:p>
